--- a/Website Specifications.docx
+++ b/Website Specifications.docx
@@ -49,21 +49,7 @@
         <w:rPr>
           <w:lang w:val="en-US"/>
         </w:rPr>
-        <w:t xml:space="preserve">The objective of this website is to create an online platform where users can explore gaming content, including game reviews, news, and downloadable content. The website aims to provide gamers with up-to-date information and </w:t>
-      </w:r>
-      <w:proofErr w:type="gramStart"/>
-      <w:r>
-        <w:rPr>
-          <w:lang w:val="en-US"/>
-        </w:rPr>
-        <w:t>an engaging</w:t>
-      </w:r>
-      <w:proofErr w:type="gramEnd"/>
-      <w:r>
-        <w:rPr>
-          <w:lang w:val="en-US"/>
-        </w:rPr>
-        <w:t xml:space="preserve"> user experience.</w:t>
+        <w:t>The objective of this website is to create an online platform where users can explore gaming content, including game reviews, news, and downloadable content. The website aims to provide gamers with up-to-date information and an engaging user experience.</w:t>
       </w:r>
     </w:p>
     <w:p>
@@ -1317,15 +1303,7 @@
     </w:p>
     <w:p>
       <w:r>
-        <w:t xml:space="preserve">This </w:t>
-      </w:r>
-      <w:proofErr w:type="gramStart"/>
-      <w:r>
-        <w:t>ensure</w:t>
-      </w:r>
-      <w:proofErr w:type="gramEnd"/>
-      <w:r>
-        <w:t xml:space="preserve"> a simple and user-friendly browsing experience, allowing users to easily find information without confusion.</w:t>
+        <w:t>This ensure a simple and user-friendly browsing experience, allowing users to easily find information without confusion.</w:t>
       </w:r>
     </w:p>
     <w:p/>
@@ -1408,6 +1386,237 @@
           <w:lang w:val="en-US"/>
         </w:rPr>
       </w:pPr>
+      <w:r>
+        <w:rPr>
+          <w:lang w:val="en-US"/>
+        </w:rPr>
+        <w:lastRenderedPageBreak/>
+        <w:drawing>
+          <wp:inline distT="0" distB="0" distL="0" distR="0" wp14:anchorId="522AEB91" wp14:editId="76D96E8D">
+            <wp:extent cx="5731510" cy="3420745"/>
+            <wp:effectExtent l="0" t="0" r="2540" b="8255"/>
+            <wp:docPr id="962263931" name="Picture 1"/>
+            <wp:cNvGraphicFramePr>
+              <a:graphicFrameLocks xmlns:a="http://schemas.openxmlformats.org/drawingml/2006/main" noChangeAspect="1"/>
+            </wp:cNvGraphicFramePr>
+            <a:graphic xmlns:a="http://schemas.openxmlformats.org/drawingml/2006/main">
+              <a:graphicData uri="http://schemas.openxmlformats.org/drawingml/2006/picture">
+                <pic:pic xmlns:pic="http://schemas.openxmlformats.org/drawingml/2006/picture">
+                  <pic:nvPicPr>
+                    <pic:cNvPr id="962263931" name=""/>
+                    <pic:cNvPicPr/>
+                  </pic:nvPicPr>
+                  <pic:blipFill>
+                    <a:blip r:embed="rId5"/>
+                    <a:stretch>
+                      <a:fillRect/>
+                    </a:stretch>
+                  </pic:blipFill>
+                  <pic:spPr>
+                    <a:xfrm>
+                      <a:off x="0" y="0"/>
+                      <a:ext cx="5731510" cy="3420745"/>
+                    </a:xfrm>
+                    <a:prstGeom prst="rect">
+                      <a:avLst/>
+                    </a:prstGeom>
+                  </pic:spPr>
+                </pic:pic>
+              </a:graphicData>
+            </a:graphic>
+          </wp:inline>
+        </w:drawing>
+      </w:r>
+    </w:p>
+    <w:p>
+      <w:pPr>
+        <w:rPr>
+          <w:lang w:val="en-US"/>
+        </w:rPr>
+      </w:pPr>
+      <w:r>
+        <w:rPr>
+          <w:lang w:val="en-US"/>
+        </w:rPr>
+        <w:drawing>
+          <wp:inline distT="0" distB="0" distL="0" distR="0" wp14:anchorId="0D5E786F" wp14:editId="536095C3">
+            <wp:extent cx="5731510" cy="3331210"/>
+            <wp:effectExtent l="0" t="0" r="2540" b="2540"/>
+            <wp:docPr id="687927595" name="Picture 1"/>
+            <wp:cNvGraphicFramePr>
+              <a:graphicFrameLocks xmlns:a="http://schemas.openxmlformats.org/drawingml/2006/main" noChangeAspect="1"/>
+            </wp:cNvGraphicFramePr>
+            <a:graphic xmlns:a="http://schemas.openxmlformats.org/drawingml/2006/main">
+              <a:graphicData uri="http://schemas.openxmlformats.org/drawingml/2006/picture">
+                <pic:pic xmlns:pic="http://schemas.openxmlformats.org/drawingml/2006/picture">
+                  <pic:nvPicPr>
+                    <pic:cNvPr id="687927595" name=""/>
+                    <pic:cNvPicPr/>
+                  </pic:nvPicPr>
+                  <pic:blipFill>
+                    <a:blip r:embed="rId6"/>
+                    <a:stretch>
+                      <a:fillRect/>
+                    </a:stretch>
+                  </pic:blipFill>
+                  <pic:spPr>
+                    <a:xfrm>
+                      <a:off x="0" y="0"/>
+                      <a:ext cx="5731510" cy="3331210"/>
+                    </a:xfrm>
+                    <a:prstGeom prst="rect">
+                      <a:avLst/>
+                    </a:prstGeom>
+                  </pic:spPr>
+                </pic:pic>
+              </a:graphicData>
+            </a:graphic>
+          </wp:inline>
+        </w:drawing>
+      </w:r>
+    </w:p>
+    <w:p>
+      <w:pPr>
+        <w:rPr>
+          <w:lang w:val="en-US"/>
+        </w:rPr>
+      </w:pPr>
+      <w:r>
+        <w:rPr>
+          <w:lang w:val="en-US"/>
+        </w:rPr>
+        <w:lastRenderedPageBreak/>
+        <w:drawing>
+          <wp:inline distT="0" distB="0" distL="0" distR="0" wp14:anchorId="729FC309" wp14:editId="37884960">
+            <wp:extent cx="5731510" cy="3401060"/>
+            <wp:effectExtent l="0" t="0" r="2540" b="8890"/>
+            <wp:docPr id="971818957" name="Picture 1"/>
+            <wp:cNvGraphicFramePr>
+              <a:graphicFrameLocks xmlns:a="http://schemas.openxmlformats.org/drawingml/2006/main" noChangeAspect="1"/>
+            </wp:cNvGraphicFramePr>
+            <a:graphic xmlns:a="http://schemas.openxmlformats.org/drawingml/2006/main">
+              <a:graphicData uri="http://schemas.openxmlformats.org/drawingml/2006/picture">
+                <pic:pic xmlns:pic="http://schemas.openxmlformats.org/drawingml/2006/picture">
+                  <pic:nvPicPr>
+                    <pic:cNvPr id="971818957" name=""/>
+                    <pic:cNvPicPr/>
+                  </pic:nvPicPr>
+                  <pic:blipFill>
+                    <a:blip r:embed="rId7"/>
+                    <a:stretch>
+                      <a:fillRect/>
+                    </a:stretch>
+                  </pic:blipFill>
+                  <pic:spPr>
+                    <a:xfrm>
+                      <a:off x="0" y="0"/>
+                      <a:ext cx="5731510" cy="3401060"/>
+                    </a:xfrm>
+                    <a:prstGeom prst="rect">
+                      <a:avLst/>
+                    </a:prstGeom>
+                  </pic:spPr>
+                </pic:pic>
+              </a:graphicData>
+            </a:graphic>
+          </wp:inline>
+        </w:drawing>
+      </w:r>
+    </w:p>
+    <w:p>
+      <w:pPr>
+        <w:rPr>
+          <w:lang w:val="en-US"/>
+        </w:rPr>
+      </w:pPr>
+      <w:r>
+        <w:rPr>
+          <w:lang w:val="en-US"/>
+        </w:rPr>
+        <w:drawing>
+          <wp:inline distT="0" distB="0" distL="0" distR="0" wp14:anchorId="4D68C24B" wp14:editId="4CFADCF7">
+            <wp:extent cx="5731510" cy="3420745"/>
+            <wp:effectExtent l="0" t="0" r="2540" b="8255"/>
+            <wp:docPr id="344031728" name="Picture 1"/>
+            <wp:cNvGraphicFramePr>
+              <a:graphicFrameLocks xmlns:a="http://schemas.openxmlformats.org/drawingml/2006/main" noChangeAspect="1"/>
+            </wp:cNvGraphicFramePr>
+            <a:graphic xmlns:a="http://schemas.openxmlformats.org/drawingml/2006/main">
+              <a:graphicData uri="http://schemas.openxmlformats.org/drawingml/2006/picture">
+                <pic:pic xmlns:pic="http://schemas.openxmlformats.org/drawingml/2006/picture">
+                  <pic:nvPicPr>
+                    <pic:cNvPr id="344031728" name=""/>
+                    <pic:cNvPicPr/>
+                  </pic:nvPicPr>
+                  <pic:blipFill>
+                    <a:blip r:embed="rId8"/>
+                    <a:stretch>
+                      <a:fillRect/>
+                    </a:stretch>
+                  </pic:blipFill>
+                  <pic:spPr>
+                    <a:xfrm>
+                      <a:off x="0" y="0"/>
+                      <a:ext cx="5731510" cy="3420745"/>
+                    </a:xfrm>
+                    <a:prstGeom prst="rect">
+                      <a:avLst/>
+                    </a:prstGeom>
+                  </pic:spPr>
+                </pic:pic>
+              </a:graphicData>
+            </a:graphic>
+          </wp:inline>
+        </w:drawing>
+      </w:r>
+    </w:p>
+    <w:p>
+      <w:pPr>
+        <w:rPr>
+          <w:lang w:val="en-US"/>
+        </w:rPr>
+      </w:pPr>
+      <w:r>
+        <w:rPr>
+          <w:lang w:val="en-US"/>
+        </w:rPr>
+        <w:lastRenderedPageBreak/>
+        <w:drawing>
+          <wp:inline distT="0" distB="0" distL="0" distR="0" wp14:anchorId="3D257301" wp14:editId="60288A26">
+            <wp:extent cx="5731510" cy="3404235"/>
+            <wp:effectExtent l="0" t="0" r="2540" b="5715"/>
+            <wp:docPr id="1822385938" name="Picture 1"/>
+            <wp:cNvGraphicFramePr>
+              <a:graphicFrameLocks xmlns:a="http://schemas.openxmlformats.org/drawingml/2006/main" noChangeAspect="1"/>
+            </wp:cNvGraphicFramePr>
+            <a:graphic xmlns:a="http://schemas.openxmlformats.org/drawingml/2006/main">
+              <a:graphicData uri="http://schemas.openxmlformats.org/drawingml/2006/picture">
+                <pic:pic xmlns:pic="http://schemas.openxmlformats.org/drawingml/2006/picture">
+                  <pic:nvPicPr>
+                    <pic:cNvPr id="1822385938" name=""/>
+                    <pic:cNvPicPr/>
+                  </pic:nvPicPr>
+                  <pic:blipFill>
+                    <a:blip r:embed="rId9"/>
+                    <a:stretch>
+                      <a:fillRect/>
+                    </a:stretch>
+                  </pic:blipFill>
+                  <pic:spPr>
+                    <a:xfrm>
+                      <a:off x="0" y="0"/>
+                      <a:ext cx="5731510" cy="3404235"/>
+                    </a:xfrm>
+                    <a:prstGeom prst="rect">
+                      <a:avLst/>
+                    </a:prstGeom>
+                  </pic:spPr>
+                </pic:pic>
+              </a:graphicData>
+            </a:graphic>
+          </wp:inline>
+        </w:drawing>
+      </w:r>
     </w:p>
     <w:p>
       <w:pPr>
@@ -3955,6 +4164,7 @@
   <w:style w:type="character" w:default="1" w:styleId="DefaultParagraphFont">
     <w:name w:val="Default Paragraph Font"/>
     <w:uiPriority w:val="1"/>
+    <w:semiHidden/>
     <w:unhideWhenUsed/>
   </w:style>
   <w:style w:type="table" w:default="1" w:styleId="TableNormal">

--- a/Website Specifications.docx
+++ b/Website Specifications.docx
@@ -49,7 +49,21 @@
         <w:rPr>
           <w:lang w:val="en-US"/>
         </w:rPr>
-        <w:t>The objective of this website is to create an online platform where users can explore gaming content, including game reviews, news, and downloadable content. The website aims to provide gamers with up-to-date information and an engaging user experience.</w:t>
+        <w:t xml:space="preserve">The objective of this website is to create an online platform where users can explore gaming content, including game reviews, news, and downloadable content. The website aims to provide gamers with up-to-date information and </w:t>
+      </w:r>
+      <w:proofErr w:type="gramStart"/>
+      <w:r>
+        <w:rPr>
+          <w:lang w:val="en-US"/>
+        </w:rPr>
+        <w:t>an engaging</w:t>
+      </w:r>
+      <w:proofErr w:type="gramEnd"/>
+      <w:r>
+        <w:rPr>
+          <w:lang w:val="en-US"/>
+        </w:rPr>
+        <w:t xml:space="preserve"> user experience.</w:t>
       </w:r>
     </w:p>
     <w:p>
@@ -80,7 +94,7 @@
         <w:rPr>
           <w:lang w:val="en-US"/>
         </w:rPr>
-        <w:t>To provide the latest gaming news and updates</w:t>
+        <w:t>To allow users to explore and review different games</w:t>
       </w:r>
     </w:p>
     <w:p>
@@ -98,7 +112,7 @@
         <w:rPr>
           <w:lang w:val="en-US"/>
         </w:rPr>
-        <w:t>To allow users to explore and review different games</w:t>
+        <w:t>To promote trending and popular games</w:t>
       </w:r>
     </w:p>
     <w:p>
@@ -116,42 +130,6 @@
         <w:rPr>
           <w:lang w:val="en-US"/>
         </w:rPr>
-        <w:t>To create a community space for gamers</w:t>
-      </w:r>
-    </w:p>
-    <w:p>
-      <w:pPr>
-        <w:pStyle w:val="ListParagraph"/>
-        <w:numPr>
-          <w:ilvl w:val="0"/>
-          <w:numId w:val="13"/>
-        </w:numPr>
-        <w:rPr>
-          <w:lang w:val="en-US"/>
-        </w:rPr>
-      </w:pPr>
-      <w:r>
-        <w:rPr>
-          <w:lang w:val="en-US"/>
-        </w:rPr>
-        <w:t>To promote trending and popular games</w:t>
-      </w:r>
-    </w:p>
-    <w:p>
-      <w:pPr>
-        <w:pStyle w:val="ListParagraph"/>
-        <w:numPr>
-          <w:ilvl w:val="0"/>
-          <w:numId w:val="13"/>
-        </w:numPr>
-        <w:rPr>
-          <w:lang w:val="en-US"/>
-        </w:rPr>
-      </w:pPr>
-      <w:r>
-        <w:rPr>
-          <w:lang w:val="en-US"/>
-        </w:rPr>
         <w:t>To ensure easy navigation and accessibility across devices</w:t>
       </w:r>
     </w:p>
@@ -257,7 +235,7 @@
         <w:rPr>
           <w:lang w:val="en-US"/>
         </w:rPr>
-        <w:t>Interests: Video games, Esports, gaming news, online communities</w:t>
+        <w:t>Interests: Video games, Esports</w:t>
       </w:r>
     </w:p>
     <w:p>
@@ -365,43 +343,7 @@
         <w:rPr>
           <w:lang w:val="en-US"/>
         </w:rPr>
-        <w:t xml:space="preserve">Gaming news </w:t>
-      </w:r>
-    </w:p>
-    <w:p>
-      <w:pPr>
-        <w:pStyle w:val="ListParagraph"/>
-        <w:numPr>
-          <w:ilvl w:val="0"/>
-          <w:numId w:val="19"/>
-        </w:numPr>
-        <w:rPr>
-          <w:lang w:val="en-US"/>
-        </w:rPr>
-      </w:pPr>
-      <w:r>
-        <w:rPr>
-          <w:lang w:val="en-US"/>
-        </w:rPr>
         <w:t>Featured/trending games</w:t>
-      </w:r>
-    </w:p>
-    <w:p>
-      <w:pPr>
-        <w:pStyle w:val="ListParagraph"/>
-        <w:numPr>
-          <w:ilvl w:val="0"/>
-          <w:numId w:val="19"/>
-        </w:numPr>
-        <w:rPr>
-          <w:lang w:val="en-US"/>
-        </w:rPr>
-      </w:pPr>
-      <w:r>
-        <w:rPr>
-          <w:lang w:val="en-US"/>
-        </w:rPr>
-        <w:t>Community interaction</w:t>
       </w:r>
     </w:p>
     <w:p>
@@ -458,7 +400,6 @@
         <w:rPr>
           <w:lang w:val="en-US"/>
         </w:rPr>
-        <w:lastRenderedPageBreak/>
         <w:t>This website will consist of the following main pages:</w:t>
       </w:r>
     </w:p>
@@ -495,7 +436,7 @@
         <w:rPr>
           <w:lang w:val="en-US"/>
         </w:rPr>
-        <w:t>About Us</w:t>
+        <w:t>Games</w:t>
       </w:r>
     </w:p>
     <w:p>
@@ -513,7 +454,7 @@
         <w:rPr>
           <w:lang w:val="en-US"/>
         </w:rPr>
-        <w:t>Game Reviews</w:t>
+        <w:t>Feedback</w:t>
       </w:r>
     </w:p>
     <w:p>
@@ -531,7 +472,8 @@
         <w:rPr>
           <w:lang w:val="en-US"/>
         </w:rPr>
-        <w:t>News</w:t>
+        <w:lastRenderedPageBreak/>
+        <w:t>About Us</w:t>
       </w:r>
     </w:p>
     <w:p>
@@ -549,24 +491,6 @@
         <w:rPr>
           <w:lang w:val="en-US"/>
         </w:rPr>
-        <w:t>Trending Games</w:t>
-      </w:r>
-    </w:p>
-    <w:p>
-      <w:pPr>
-        <w:pStyle w:val="ListParagraph"/>
-        <w:numPr>
-          <w:ilvl w:val="0"/>
-          <w:numId w:val="15"/>
-        </w:numPr>
-        <w:rPr>
-          <w:lang w:val="en-US"/>
-        </w:rPr>
-      </w:pPr>
-      <w:r>
-        <w:rPr>
-          <w:lang w:val="en-US"/>
-        </w:rPr>
         <w:t>Contact</w:t>
       </w:r>
     </w:p>
@@ -614,7 +538,10 @@
         <w:t>──</w:t>
       </w:r>
       <w:r>
-        <w:t xml:space="preserve"> About Us</w:t>
+        <w:t xml:space="preserve"> </w:t>
+      </w:r>
+      <w:r>
+        <w:t>Games</w:t>
       </w:r>
     </w:p>
     <w:p>
@@ -631,13 +558,18 @@
         <w:t>──</w:t>
       </w:r>
       <w:r>
-        <w:t xml:space="preserve"> Game Reviews</w:t>
-      </w:r>
-    </w:p>
-    <w:p>
-      <w:r>
-        <w:t xml:space="preserve">│ </w:t>
-      </w:r>
+        <w:t xml:space="preserve"> Game </w:t>
+      </w:r>
+      <w:r>
+        <w:t>Details</w:t>
+      </w:r>
+    </w:p>
+    <w:p>
+      <w:r>
+        <w:t>│</w:t>
+      </w:r>
+    </w:p>
+    <w:p>
       <w:r>
         <w:rPr>
           <w:rFonts w:ascii="MS Gothic" w:eastAsia="MS Gothic" w:hAnsi="MS Gothic" w:cs="MS Gothic" w:hint="eastAsia"/>
@@ -651,13 +583,18 @@
         <w:t>──</w:t>
       </w:r>
       <w:r>
-        <w:t xml:space="preserve"> Action Games</w:t>
-      </w:r>
-    </w:p>
-    <w:p>
-      <w:r>
-        <w:t xml:space="preserve">│ </w:t>
-      </w:r>
+        <w:t xml:space="preserve"> </w:t>
+      </w:r>
+      <w:r>
+        <w:t>About Us</w:t>
+      </w:r>
+    </w:p>
+    <w:p>
+      <w:r>
+        <w:t>│</w:t>
+      </w:r>
+    </w:p>
+    <w:p>
       <w:r>
         <w:rPr>
           <w:rFonts w:ascii="MS Gothic" w:eastAsia="MS Gothic" w:hAnsi="MS Gothic" w:cs="MS Gothic" w:hint="eastAsia"/>
@@ -671,13 +608,18 @@
         <w:t>──</w:t>
       </w:r>
       <w:r>
-        <w:t xml:space="preserve"> Sports Games</w:t>
-      </w:r>
-    </w:p>
-    <w:p>
-      <w:r>
-        <w:t xml:space="preserve">│ </w:t>
-      </w:r>
+        <w:t xml:space="preserve"> </w:t>
+      </w:r>
+      <w:r>
+        <w:t>Contact</w:t>
+      </w:r>
+    </w:p>
+    <w:p>
+      <w:r>
+        <w:t>│</w:t>
+      </w:r>
+    </w:p>
+    <w:p>
       <w:r>
         <w:rPr>
           <w:rFonts w:ascii="MS Gothic" w:eastAsia="MS Gothic" w:hAnsi="MS Gothic" w:cs="MS Gothic" w:hint="eastAsia"/>
@@ -691,113 +633,10 @@
         <w:t>──</w:t>
       </w:r>
       <w:r>
-        <w:t xml:space="preserve"> Adventure Games</w:t>
-      </w:r>
-    </w:p>
-    <w:p>
-      <w:r>
-        <w:t>│</w:t>
-      </w:r>
-    </w:p>
-    <w:p>
-      <w:r>
-        <w:rPr>
-          <w:rFonts w:ascii="MS Gothic" w:eastAsia="MS Gothic" w:hAnsi="MS Gothic" w:cs="MS Gothic" w:hint="eastAsia"/>
-        </w:rPr>
-        <w:t>├</w:t>
-      </w:r>
-      <w:r>
-        <w:rPr>
-          <w:rFonts w:ascii="Aptos" w:hAnsi="Aptos" w:cs="Aptos"/>
-        </w:rPr>
-        <w:t>──</w:t>
-      </w:r>
-      <w:r>
-        <w:t xml:space="preserve"> News</w:t>
-      </w:r>
-    </w:p>
-    <w:p>
-      <w:r>
-        <w:t xml:space="preserve">│ </w:t>
-      </w:r>
-      <w:r>
-        <w:rPr>
-          <w:rFonts w:ascii="MS Gothic" w:eastAsia="MS Gothic" w:hAnsi="MS Gothic" w:cs="MS Gothic" w:hint="eastAsia"/>
-        </w:rPr>
-        <w:t>├</w:t>
-      </w:r>
-      <w:r>
-        <w:rPr>
-          <w:rFonts w:ascii="Aptos" w:hAnsi="Aptos" w:cs="Aptos"/>
-        </w:rPr>
-        <w:t>──</w:t>
-      </w:r>
-      <w:r>
-        <w:t xml:space="preserve"> Latest Updates</w:t>
-      </w:r>
-    </w:p>
-    <w:p>
-      <w:r>
-        <w:t xml:space="preserve">│ </w:t>
-      </w:r>
-      <w:r>
-        <w:rPr>
-          <w:rFonts w:ascii="MS Gothic" w:eastAsia="MS Gothic" w:hAnsi="MS Gothic" w:cs="MS Gothic" w:hint="eastAsia"/>
-        </w:rPr>
-        <w:t>├</w:t>
-      </w:r>
-      <w:r>
-        <w:rPr>
-          <w:rFonts w:ascii="Aptos" w:hAnsi="Aptos" w:cs="Aptos"/>
-        </w:rPr>
-        <w:t>──</w:t>
-      </w:r>
-      <w:r>
-        <w:t xml:space="preserve"> Upcoming Releases</w:t>
-      </w:r>
-    </w:p>
-    <w:p>
-      <w:r>
-        <w:t>│</w:t>
-      </w:r>
-    </w:p>
-    <w:p>
-      <w:r>
-        <w:rPr>
-          <w:rFonts w:ascii="MS Gothic" w:eastAsia="MS Gothic" w:hAnsi="MS Gothic" w:cs="MS Gothic" w:hint="eastAsia"/>
-        </w:rPr>
-        <w:t>├</w:t>
-      </w:r>
-      <w:r>
-        <w:rPr>
-          <w:rFonts w:ascii="Aptos" w:hAnsi="Aptos" w:cs="Aptos"/>
-        </w:rPr>
-        <w:t>──</w:t>
-      </w:r>
-      <w:r>
-        <w:t xml:space="preserve"> Trending Games</w:t>
-      </w:r>
-    </w:p>
-    <w:p>
-      <w:r>
-        <w:t>│</w:t>
-      </w:r>
-    </w:p>
-    <w:p>
-      <w:r>
-        <w:rPr>
-          <w:rFonts w:ascii="MS Gothic" w:eastAsia="MS Gothic" w:hAnsi="MS Gothic" w:cs="MS Gothic" w:hint="eastAsia"/>
-        </w:rPr>
-        <w:t>├</w:t>
-      </w:r>
-      <w:r>
-        <w:rPr>
-          <w:rFonts w:ascii="Aptos" w:hAnsi="Aptos" w:cs="Aptos"/>
-        </w:rPr>
-        <w:t>──</w:t>
-      </w:r>
-      <w:r>
-        <w:t xml:space="preserve"> Contact</w:t>
+        <w:t xml:space="preserve"> </w:t>
+      </w:r>
+      <w:r>
+        <w:t>Feedback</w:t>
       </w:r>
     </w:p>
     <w:p/>
@@ -825,7 +664,16 @@
         </w:numPr>
       </w:pPr>
       <w:r>
-        <w:t>They can select Game Reviews to read detailed reviews</w:t>
+        <w:t>They can select Game</w:t>
+      </w:r>
+      <w:r>
+        <w:t xml:space="preserve">s </w:t>
+      </w:r>
+      <w:r>
+        <w:t>to read detailed reviews</w:t>
+      </w:r>
+      <w:r>
+        <w:t xml:space="preserve"> and access the Games</w:t>
       </w:r>
     </w:p>
     <w:p>
@@ -837,8 +685,7 @@
         </w:numPr>
       </w:pPr>
       <w:r>
-        <w:lastRenderedPageBreak/>
-        <w:t>Users can visit the News Page to stay updated on the latest gaming developments</w:t>
+        <w:t>The Trending Games page highlights popular games</w:t>
       </w:r>
     </w:p>
     <w:p>
@@ -850,18 +697,6 @@
         </w:numPr>
       </w:pPr>
       <w:r>
-        <w:t>The Trending Games page highlights popular games</w:t>
-      </w:r>
-    </w:p>
-    <w:p>
-      <w:pPr>
-        <w:pStyle w:val="ListParagraph"/>
-        <w:numPr>
-          <w:ilvl w:val="0"/>
-          <w:numId w:val="16"/>
-        </w:numPr>
-      </w:pPr>
-      <w:r>
         <w:t>Users can navigate to the Contact Page to send inquiries or feedback</w:t>
       </w:r>
     </w:p>
@@ -879,10 +714,10 @@
         <mc:AlternateContent>
           <mc:Choice Requires="wps">
             <w:drawing>
-              <wp:anchor distT="0" distB="0" distL="114300" distR="114300" simplePos="0" relativeHeight="251660288" behindDoc="0" locked="0" layoutInCell="1" allowOverlap="1" wp14:anchorId="0C67496B" wp14:editId="50B55E19">
+              <wp:anchor distT="0" distB="0" distL="114300" distR="114300" simplePos="0" relativeHeight="251660288" behindDoc="0" locked="0" layoutInCell="1" allowOverlap="1" wp14:anchorId="0C67496B" wp14:editId="4D807377">
                 <wp:simplePos x="0" y="0"/>
                 <wp:positionH relativeFrom="column">
-                  <wp:posOffset>1752600</wp:posOffset>
+                  <wp:posOffset>1287780</wp:posOffset>
                 </wp:positionH>
                 <wp:positionV relativeFrom="paragraph">
                   <wp:posOffset>300990</wp:posOffset>
@@ -931,11 +766,11 @@
           </mc:Choice>
           <mc:Fallback>
             <w:pict>
-              <v:shapetype w14:anchorId="04EFB6CA" id="_x0000_t32" coordsize="21600,21600" o:spt="32" o:oned="t" path="m,l21600,21600e" filled="f">
+              <v:shapetype w14:anchorId="4D30B6DA" id="_x0000_t32" coordsize="21600,21600" o:spt="32" o:oned="t" path="m,l21600,21600e" filled="f">
                 <v:path arrowok="t" fillok="f" o:connecttype="none"/>
                 <o:lock v:ext="edit" shapetype="t"/>
               </v:shapetype>
-              <v:shape id="Straight Arrow Connector 2" o:spid="_x0000_s1026" type="#_x0000_t32" style="position:absolute;margin-left:138pt;margin-top:23.7pt;width:24pt;height:.6pt;flip:y;z-index:251660288;visibility:visible;mso-wrap-style:square;mso-wrap-distance-left:9pt;mso-wrap-distance-top:0;mso-wrap-distance-right:9pt;mso-wrap-distance-bottom:0;mso-position-horizontal:absolute;mso-position-horizontal-relative:text;mso-position-vertical:absolute;mso-position-vertical-relative:text" o:gfxdata="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" strokecolor="#156082 [3204]" strokeweight="1.5pt">
+              <v:shape id="Straight Arrow Connector 2" o:spid="_x0000_s1026" type="#_x0000_t32" style="position:absolute;margin-left:101.4pt;margin-top:23.7pt;width:24pt;height:.6pt;flip:y;z-index:251660288;visibility:visible;mso-wrap-style:square;mso-wrap-distance-left:9pt;mso-wrap-distance-top:0;mso-wrap-distance-right:9pt;mso-wrap-distance-bottom:0;mso-position-horizontal:absolute;mso-position-horizontal-relative:text;mso-position-vertical:absolute;mso-position-vertical-relative:text" o:gfxdata="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" strokecolor="#156082 [3204]" strokeweight="1.5pt">
                 <v:stroke endarrow="block" joinstyle="miter"/>
               </v:shape>
             </w:pict>
@@ -1013,7 +848,16 @@
       </w:r>
       <w:r>
         <w:br/>
-        <w:t>Home           Game Reviews            Specific Game Reviews</w:t>
+        <w:t>Home           Game</w:t>
+      </w:r>
+      <w:r>
+        <w:t>s</w:t>
+      </w:r>
+      <w:r>
+        <w:t xml:space="preserve">            </w:t>
+      </w:r>
+      <w:r>
+        <w:t>Game Details</w:t>
       </w:r>
     </w:p>
     <w:p>
@@ -1024,79 +868,7 @@
         <mc:AlternateContent>
           <mc:Choice Requires="wps">
             <w:drawing>
-              <wp:anchor distT="0" distB="0" distL="114300" distR="114300" simplePos="0" relativeHeight="251662336" behindDoc="0" locked="0" layoutInCell="1" allowOverlap="1" wp14:anchorId="27632DA2" wp14:editId="3B5D3C90">
-                <wp:simplePos x="0" y="0"/>
-                <wp:positionH relativeFrom="column">
-                  <wp:posOffset>1181100</wp:posOffset>
-                </wp:positionH>
-                <wp:positionV relativeFrom="paragraph">
-                  <wp:posOffset>46356</wp:posOffset>
-                </wp:positionV>
-                <wp:extent cx="335280" cy="45719"/>
-                <wp:effectExtent l="0" t="57150" r="26670" b="50165"/>
-                <wp:wrapNone/>
-                <wp:docPr id="579117888" name="Straight Arrow Connector 4"/>
-                <wp:cNvGraphicFramePr/>
-                <a:graphic xmlns:a="http://schemas.openxmlformats.org/drawingml/2006/main">
-                  <a:graphicData uri="http://schemas.microsoft.com/office/word/2010/wordprocessingShape">
-                    <wps:wsp>
-                      <wps:cNvCnPr/>
-                      <wps:spPr>
-                        <a:xfrm flipV="1">
-                          <a:off x="0" y="0"/>
-                          <a:ext cx="335280" cy="45719"/>
-                        </a:xfrm>
-                        <a:prstGeom prst="straightConnector1">
-                          <a:avLst/>
-                        </a:prstGeom>
-                        <a:ln>
-                          <a:tailEnd type="triangle"/>
-                        </a:ln>
-                      </wps:spPr>
-                      <wps:style>
-                        <a:lnRef idx="2">
-                          <a:schemeClr val="accent1"/>
-                        </a:lnRef>
-                        <a:fillRef idx="0">
-                          <a:schemeClr val="accent1"/>
-                        </a:fillRef>
-                        <a:effectRef idx="1">
-                          <a:schemeClr val="accent1"/>
-                        </a:effectRef>
-                        <a:fontRef idx="minor">
-                          <a:schemeClr val="tx1"/>
-                        </a:fontRef>
-                      </wps:style>
-                      <wps:bodyPr/>
-                    </wps:wsp>
-                  </a:graphicData>
-                </a:graphic>
-                <wp14:sizeRelH relativeFrom="margin">
-                  <wp14:pctWidth>0</wp14:pctWidth>
-                </wp14:sizeRelH>
-                <wp14:sizeRelV relativeFrom="margin">
-                  <wp14:pctHeight>0</wp14:pctHeight>
-                </wp14:sizeRelV>
-              </wp:anchor>
-            </w:drawing>
-          </mc:Choice>
-          <mc:Fallback>
-            <w:pict>
-              <v:shape w14:anchorId="2FD1EE8D" id="Straight Arrow Connector 4" o:spid="_x0000_s1026" type="#_x0000_t32" style="position:absolute;margin-left:93pt;margin-top:3.65pt;width:26.4pt;height:3.6pt;flip:y;z-index:251662336;visibility:visible;mso-wrap-style:square;mso-width-percent:0;mso-height-percent:0;mso-wrap-distance-left:9pt;mso-wrap-distance-top:0;mso-wrap-distance-right:9pt;mso-wrap-distance-bottom:0;mso-position-horizontal:absolute;mso-position-horizontal-relative:text;mso-position-vertical:absolute;mso-position-vertical-relative:text;mso-width-percent:0;mso-height-percent:0;mso-width-relative:margin;mso-height-relative:margin" o:gfxdata="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" strokecolor="#156082 [3204]" strokeweight="1.5pt">
-                <v:stroke endarrow="block" joinstyle="miter"/>
-              </v:shape>
-            </w:pict>
-          </mc:Fallback>
-        </mc:AlternateContent>
-      </w:r>
-      <w:r>
-        <w:rPr>
-          <w:noProof/>
-        </w:rPr>
-        <mc:AlternateContent>
-          <mc:Choice Requires="wps">
-            <w:drawing>
-              <wp:anchor distT="0" distB="0" distL="114300" distR="114300" simplePos="0" relativeHeight="251661312" behindDoc="0" locked="0" layoutInCell="1" allowOverlap="1" wp14:anchorId="24104768" wp14:editId="727EA31E">
+              <wp:anchor distT="0" distB="0" distL="114300" distR="114300" simplePos="0" relativeHeight="251661312" behindDoc="0" locked="0" layoutInCell="1" allowOverlap="1" wp14:anchorId="24104768" wp14:editId="40B3BB77">
                 <wp:simplePos x="0" y="0"/>
                 <wp:positionH relativeFrom="column">
                   <wp:posOffset>457200</wp:posOffset>
@@ -1148,7 +920,7 @@
           </mc:Choice>
           <mc:Fallback>
             <w:pict>
-              <v:shape w14:anchorId="738B9A6E" id="Straight Arrow Connector 3" o:spid="_x0000_s1026" type="#_x0000_t32" style="position:absolute;margin-left:36pt;margin-top:6.95pt;width:22.8pt;height:0;z-index:251661312;visibility:visible;mso-wrap-style:square;mso-wrap-distance-left:9pt;mso-wrap-distance-top:0;mso-wrap-distance-right:9pt;mso-wrap-distance-bottom:0;mso-position-horizontal:absolute;mso-position-horizontal-relative:text;mso-position-vertical:absolute;mso-position-vertical-relative:text" o:gfxdata="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" strokecolor="#156082 [3204]" strokeweight="1.5pt">
+              <v:shape w14:anchorId="64C56719" id="Straight Arrow Connector 3" o:spid="_x0000_s1026" type="#_x0000_t32" style="position:absolute;margin-left:36pt;margin-top:6.95pt;width:22.8pt;height:0;z-index:251661312;visibility:visible;mso-wrap-style:square;mso-wrap-distance-left:9pt;mso-wrap-distance-top:0;mso-wrap-distance-right:9pt;mso-wrap-distance-bottom:0;mso-position-horizontal:absolute;mso-position-horizontal-relative:text;mso-position-vertical:absolute;mso-position-vertical-relative:text" o:gfxdata="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" strokecolor="#156082 [3204]" strokeweight="1.5pt">
                 <v:stroke endarrow="block" joinstyle="miter"/>
               </v:shape>
             </w:pict>
@@ -1156,7 +928,13 @@
         </mc:AlternateContent>
       </w:r>
       <w:r>
-        <w:t>Home            News             Latest Updates</w:t>
+        <w:t xml:space="preserve">Home            </w:t>
+      </w:r>
+      <w:r>
+        <w:t>About Us</w:t>
+      </w:r>
+      <w:r>
+        <w:t xml:space="preserve">            </w:t>
       </w:r>
     </w:p>
     <w:p>
@@ -1227,7 +1005,10 @@
         </mc:AlternateContent>
       </w:r>
       <w:r>
-        <w:t>Home              Trending Games</w:t>
+        <w:t xml:space="preserve">Home              </w:t>
+      </w:r>
+      <w:r>
+        <w:t>Contact</w:t>
       </w:r>
     </w:p>
     <w:p>
@@ -1298,12 +1079,24 @@
         </mc:AlternateContent>
       </w:r>
       <w:r>
-        <w:t>Home             Contact</w:t>
-      </w:r>
-    </w:p>
-    <w:p>
-      <w:r>
-        <w:t>This ensure a simple and user-friendly browsing experience, allowing users to easily find information without confusion.</w:t>
+        <w:t xml:space="preserve">Home             </w:t>
+      </w:r>
+      <w:r>
+        <w:t>Feedback</w:t>
+      </w:r>
+    </w:p>
+    <w:p>
+      <w:r>
+        <w:lastRenderedPageBreak/>
+        <w:t xml:space="preserve">This </w:t>
+      </w:r>
+      <w:proofErr w:type="gramStart"/>
+      <w:r>
+        <w:t>ensure</w:t>
+      </w:r>
+      <w:proofErr w:type="gramEnd"/>
+      <w:r>
+        <w:t xml:space="preserve"> a simple and user-friendly browsing experience, allowing users to easily find information without confusion.</w:t>
       </w:r>
     </w:p>
     <w:p/>
@@ -1388,9 +1181,9 @@
       </w:pPr>
       <w:r>
         <w:rPr>
-          <w:lang w:val="en-US"/>
-        </w:rPr>
-        <w:lastRenderedPageBreak/>
+          <w:noProof/>
+          <w:lang w:val="en-US"/>
+        </w:rPr>
         <w:drawing>
           <wp:inline distT="0" distB="0" distL="0" distR="0" wp14:anchorId="522AEB91" wp14:editId="76D96E8D">
             <wp:extent cx="5731510" cy="3420745"/>
@@ -1436,8 +1229,10 @@
       </w:pPr>
       <w:r>
         <w:rPr>
-          <w:lang w:val="en-US"/>
-        </w:rPr>
+          <w:noProof/>
+          <w:lang w:val="en-US"/>
+        </w:rPr>
+        <w:lastRenderedPageBreak/>
         <w:drawing>
           <wp:inline distT="0" distB="0" distL="0" distR="0" wp14:anchorId="0D5E786F" wp14:editId="536095C3">
             <wp:extent cx="5731510" cy="3331210"/>
@@ -1483,9 +1278,9 @@
       </w:pPr>
       <w:r>
         <w:rPr>
-          <w:lang w:val="en-US"/>
-        </w:rPr>
-        <w:lastRenderedPageBreak/>
+          <w:noProof/>
+          <w:lang w:val="en-US"/>
+        </w:rPr>
         <w:drawing>
           <wp:inline distT="0" distB="0" distL="0" distR="0" wp14:anchorId="729FC309" wp14:editId="37884960">
             <wp:extent cx="5731510" cy="3401060"/>
@@ -1531,8 +1326,10 @@
       </w:pPr>
       <w:r>
         <w:rPr>
-          <w:lang w:val="en-US"/>
-        </w:rPr>
+          <w:noProof/>
+          <w:lang w:val="en-US"/>
+        </w:rPr>
+        <w:lastRenderedPageBreak/>
         <w:drawing>
           <wp:inline distT="0" distB="0" distL="0" distR="0" wp14:anchorId="4D68C24B" wp14:editId="4CFADCF7">
             <wp:extent cx="5731510" cy="3420745"/>
@@ -1578,9 +1375,9 @@
       </w:pPr>
       <w:r>
         <w:rPr>
-          <w:lang w:val="en-US"/>
-        </w:rPr>
-        <w:lastRenderedPageBreak/>
+          <w:noProof/>
+          <w:lang w:val="en-US"/>
+        </w:rPr>
         <w:drawing>
           <wp:inline distT="0" distB="0" distL="0" distR="0" wp14:anchorId="3D257301" wp14:editId="60288A26">
             <wp:extent cx="5731510" cy="3404235"/>
